--- a/T&C/1 Euro Auctions/Vers 2 - Multilanguage - Q4 2026/2_CPA_1EuroAuction_Versione_2_2026_DEF_RUS.docx
+++ b/T&C/1 Euro Auctions/Vers 2 - Multilanguage - Q4 2026/2_CPA_1EuroAuction_Versione_2_2026_DEF_RUS.docx
@@ -752,32 +752,32 @@
           <w:sz w:val="20"/>
           <w:szCs w:val="20"/>
         </w:rPr>
-        <w:t>Гарантия, указанная в настоящей статье, составляет внутреннее, акцессорное и обусловленное договорное обязательство, ограниченное отдельным Аукционом, квалифицированным как 1 Euro Auction, и не образует публичного обещания, ни страховой деятельности, ни не составляет общего или постоянного обязательства по покупке со стороны Fleequid. В любом случае выплата возможного экономического дополнения может произойти только после урегулирования отношения с Покупателем, включая проверку фактического получения причитающихся сумм или результата процедур управления неисполнением, предусмотренных ОУ. В случае Аннулирования продажи и последующей продажи Транспортного средства другому Предлагающему цену в смысле ст. 10.5 ОУ гарантия действует, на условиях, предусмотренных настоящей статьёй, исключительно в отношении новой продажи.</w:t>
-      </w:r>
-    </w:p>
-    <w:p>
-      <w:pPr>
-        <w:pStyle w:val="Paragrafoelenco"/>
-        <w:numPr>
-          <w:ilvl w:val="1"/>
-          <w:numId w:val="1"/>
-        </w:numPr>
-        <w:spacing w:line="360" w:lineRule="auto"/>
-        <w:ind w:left="0" w:firstLine="0"/>
-        <w:jc w:val="both"/>
-        <w:rPr>
-          <w:rFonts w:ascii="Verdana" w:hAnsi="Verdana"/>
-          <w:sz w:val="20"/>
-          <w:szCs w:val="20"/>
-        </w:rPr>
-      </w:pPr>
-      <w:r>
-        <w:rPr>
-          <w:rFonts w:ascii="Verdana" w:hAnsi="Verdana"/>
-          <w:sz w:val="20"/>
-          <w:szCs w:val="20"/>
-        </w:rPr>
-        <w:t>Гарантия, указанная в настоящей статье, составляет внутреннюю коммерческую гарантию, ограниченную отдельным Аукционом, квалифицированным как 1 Euro Auction, и не образует страховой деятельности, ни не составляет общего или постоянного обязательства по покупке со стороны Fleequid. Гарантия не подлежит уступке и не передаваема и действует исключительно в отношении первоначального Продавца, который предоставил Транспортное средство для продажи.</w:t>
+        <w:t>Гарантия, указанная в настоящей статье, составляет внутреннее, акцессорное и обусловленное договорное обязательство, ограниченное отдельным Аукционом, квалифицированным как 1 Euro Auction, и не образует ни публичного обещания, ни страховой деятельности и не составляет общего или постоянного обязательства по покупке со стороны Fleequid. В любом случае выплата возможного экономического дополнения может произойти только после урегулирования отношения с Покупателем, включая проверку фактического получения причитающихся сумм или результата процедур управления неисполнением, предусмотренных ОУ. В случае Аннулирования продажи и последующей продажи Транспортного средства другому Предлагающему цену в смысле ст. 10.5 ОУ гарантия действует, на условиях, предусмотренных настоящей статьёй, исключительно в отношении новой продажи.</w:t>
+      </w:r>
+    </w:p>
+    <w:p>
+      <w:pPr>
+        <w:pStyle w:val="Paragrafoelenco"/>
+        <w:numPr>
+          <w:ilvl w:val="1"/>
+          <w:numId w:val="1"/>
+        </w:numPr>
+        <w:spacing w:line="360" w:lineRule="auto"/>
+        <w:ind w:left="0" w:firstLine="0"/>
+        <w:jc w:val="both"/>
+        <w:rPr>
+          <w:rFonts w:ascii="Verdana" w:hAnsi="Verdana"/>
+          <w:sz w:val="20"/>
+          <w:szCs w:val="20"/>
+        </w:rPr>
+      </w:pPr>
+      <w:r>
+        <w:rPr>
+          <w:rFonts w:ascii="Verdana" w:hAnsi="Verdana"/>
+          <w:sz w:val="20"/>
+          <w:szCs w:val="20"/>
+        </w:rPr>
+        <w:t>Гарантия, указанная в настоящей статье, составляет внутреннюю коммерческую гарантию, ограниченную отдельным Аукционом, квалифицированным как 1 Euro Auction, и не образует страховой деятельности и не составляет общего или постоянного обязательства по покупке со стороны Fleequid. Гарантия не подлежит уступке и не передаваема и действует исключительно в отношении первоначального Продавца, который предоставил Транспортное средство для продажи.</w:t>
       </w:r>
       <w:proofErr w:type="spellStart"/>
       <w:proofErr w:type="spellEnd"/>

--- a/T&C/1 Euro Auctions/Vers 2 - Multilanguage - Q4 2026/2_CPA_1EuroAuction_Versione_2_2026_DEF_RUS.docx
+++ b/T&C/1 Euro Auctions/Vers 2 - Multilanguage - Q4 2026/2_CPA_1EuroAuction_Versione_2_2026_DEF_RUS.docx
@@ -94,10 +94,8 @@
           <w:sz w:val="20"/>
           <w:szCs w:val="20"/>
         </w:rPr>
-        <w:t>Настоящие Особые условия аукционов регулируют категорию аукционов под названием «1 Euro Auctions», организуемых компанией Fleequid в рамках Marketplace в качестве особого, специального и отступающего способа продажи Транспортных средств.</w:t>
-      </w:r>
-      <w:proofErr w:type="spellStart"/>
-      <w:proofErr w:type="spellEnd"/>
+        <w:t>Настоящие Особые условия продажи регулируют категорию аукционов под названием «1 Euro Auctions», организуемых компанией Fleequid в рамках Marketplace в качестве особого, специального и отступающего способа продажи Транспортных средств.</w:t>
+      </w:r>
     </w:p>
     <w:p>
       <w:pPr>
@@ -117,7 +115,7 @@
           <w:sz w:val="20"/>
           <w:szCs w:val="20"/>
         </w:rPr>
-        <w:t>Они приняты в смысле и для целей ст. 4.3, 4.4 и 9.4, лит. d), Общих условий Marketplace Fleequid («ОУ») и составляют Особые условия продажи в смысле ОУ (далее также «Особые условия аукционов»), вследствие чего имеют преимущественную силу перед ОУ в случае несовместимости и в пределах вопросов, прямо урегулированных в настоящем документе.</w:t>
+        <w:t>Они приняты в смысле и для целей ст. 4.3, 4.4, 4.5 и 9.4, лит. d), Общих условий Marketplace Fleequid («ОУ») и составляют Особые условия продажи в смысле ОУ (далее также «Особые условия»), вследствие чего имеют преимущественную силу перед ОУ в случае несовместимости и в пределах вопросов, прямо урегулированных в настоящем документе.</w:t>
       </w:r>
     </w:p>
     <w:p>
@@ -138,10 +136,8 @@
           <w:sz w:val="20"/>
           <w:szCs w:val="20"/>
         </w:rPr>
-        <w:t>Настоящие Особые условия применяются исключительно тогда, когда Аукцион прямо квалифицирован как «1 Euro Auction» в соответствующей карте, опубликованной на Marketplace, в том числе посредством простого указания или маркировки такового, независимо от наличия полной текстовой отсылки или специального описательного содержания. Такая квалификация влечёт автоматическое применение настоящих условий к соответствующему договорному отношению в силу регистрации и использования Marketplace Пользователями, без необходимости дополнительного принятия, при этом сохраняют силу ОУ, уже одобренные Пользователями.</w:t>
-      </w:r>
-      <w:proofErr w:type="spellStart"/>
-      <w:proofErr w:type="spellEnd"/>
+        <w:t>Настоящие Особые условия применяются исключительно тогда, когда Аукцион прямо квалифицирован как «1 Euro Auction» в соответствующей карте, опубликованной на Marketplace, в том числе посредством простого указания или маркировки, при условии, что соответствующий текст сделан доступным для ознакомления до подачи Предложения в смысле ст. 4.5 ОУ.</w:t>
+      </w:r>
     </w:p>
     <w:p>
       <w:pPr>
@@ -161,7 +157,7 @@
           <w:sz w:val="20"/>
           <w:szCs w:val="20"/>
         </w:rPr>
-        <w:t>Публикация Предложения о продаже в рамках Аукциона, квалифицированного как «1 Euro Auction», а также участие в нём со стороны Предлагающих цену составляет прямое, полное и обязывающее принятие настоящих Особых условий. Сохраняется специальное одобрение в письменной форме, в соответствии со ст. 1341 и 1342 Гражданского кодекса Италии, положений, указанных в заключительном разделе настоящего документа.</w:t>
+        <w:t>Сохраняется специальное одобрение в письменной форме, в соответствии со ст. 1341 и 1342 Гражданского кодекса Италии, положений, указанных в заключительном разделе настоящего документа.</w:t>
       </w:r>
     </w:p>
     <w:p>
@@ -182,10 +178,8 @@
           <w:sz w:val="20"/>
           <w:szCs w:val="20"/>
         </w:rPr>
-        <w:t>В отношении того, что прямо не предусмотрено в настоящем документе, в полном объёме сохраняют применение ОУ, возможные Специальные условия и Тарифы Fleequid, в той мере, в какой они совместимы с природой «1 Euro Auctions», согласно иерархии, установленной ст. 3.3 ОУ.</w:t>
-      </w:r>
-      <w:proofErr w:type="spellStart"/>
-      <w:proofErr w:type="spellEnd"/>
+        <w:t>В отношении того, что прямо не предусмотрено в настоящем документе, в полном объёме сохраняют применение ОУ, возможные Специальные условия и Тарифы Fleequid, согласно иерархии, установленной ст. 4.3 ОУ.</w:t>
+      </w:r>
     </w:p>
     <w:p>
       <w:pPr>
@@ -277,7 +271,7 @@
           <w:sz w:val="20"/>
           <w:szCs w:val="20"/>
         </w:rPr>
-        <w:t>«1 Euro Auctions» составляют особую категорию Аукциона, организуемого компанией Fleequid в рамках Marketplace, характеризующуюся специфическими способами определения цены и специфическими экономическими условиями по сравнению с обычными Аукционами, регулируемыми Общими условиями («ОУ»).</w:t>
+        <w:t>«1 Euro Auctions» составляют особую категорию Аукциона, организуемого компанией Fleequid в рамках Marketplace, характеризующуюся специфическими способами определения цены и специфическими экономическими условиями, отличными от условий обычных Аукционов, регулируемых Общими условиями («ОУ»).</w:t>
       </w:r>
     </w:p>
     <w:p>
@@ -528,7 +522,7 @@
           <w:sz w:val="20"/>
           <w:szCs w:val="20"/>
         </w:rPr>
-        <w:t>Если по окончании 1 Euro Auction не поступило ни одного действительного Предложения, Аукцион будет считаться несостоявшимся и не будет заключено никакого Обязывающего соглашения в смысле ОУ; вследствие этого у Fleequid, Продавца или третьих лиц не возникнет никакого обязательства по покупке Транспортного средства.</w:t>
+        <w:t>Если по окончании 1 Euro Auction не поступило ни одного действительного Предложения, Аукцион будет считаться несостоявшимся и не будет заключено никакого Обязывающего соглашения в смысле ОУ.</w:t>
       </w:r>
     </w:p>
     <w:p>
@@ -727,7 +721,7 @@
           <w:sz w:val="20"/>
           <w:szCs w:val="20"/>
         </w:rPr>
-        <w:t>Выплата возможного экономического дополнения вплоть до МЦОП обусловлена надлежащим заключением Договора и полным и окончательным исполнением платёжных обязательств Покупателем согласно тому, что предусмотрено ОУ. Также устанавливается, что Продавец должен будет полностью и без оговорок исполнить все обязательства, предусмотренные ОУ и настоящими Особыми условиями, включая, в качестве примера, обязательства, относящиеся к соответствию Транспортного средства, полноте и достоверности предоставленной информации и правильному осуществлению передачи.</w:t>
+        <w:t>Выплата возможного экономического дополнения вплоть до МЦОП обусловлена надлежащим заключением Обязывающего соглашения и полным и окончательным исполнением платёжных обязательств Покупателем согласно тому, что предусмотрено ОУ. Также устанавливается, что Продавец должен будет полностью и без оговорок исполнить все обязательства, предусмотренные ОУ и настоящими Особыми условиями, включая, в качестве примера, обязательства, относящиеся к соответствию Транспортного средства, полноте и достоверности предоставленной информации и правильному осуществлению передачи.</w:t>
       </w:r>
     </w:p>
     <w:p>
@@ -849,7 +843,7 @@
           <w:sz w:val="20"/>
           <w:szCs w:val="20"/>
         </w:rPr>
-        <w:t>Структура комиссионных.</w:t>
+        <w:t>Структура комиссионных при Комиссионной продаже.</w:t>
       </w:r>
     </w:p>
     <w:p>
@@ -1096,10 +1090,8 @@
           <w:sz w:val="20"/>
           <w:szCs w:val="20"/>
         </w:rPr>
-        <w:t>Покупатель, которому присуждено, обязан уплатить Цену присуждения и причитающиеся комиссионные в сроки и способами, предусмотренными ОУ, а также Тарифами, применимыми к конкретному 1 Euro Auction.</w:t>
-      </w:r>
-      <w:proofErr w:type="spellStart"/>
-      <w:proofErr w:type="spellEnd"/>
+        <w:t>Покупатель обязан уплатить Общую причитающуюся сумму в сроки и способами, предусмотренными ОУ и условиями, применимыми к конкретному 1 Euro Auction.</w:t>
+      </w:r>
     </w:p>
     <w:p>
       <w:pPr>
@@ -1148,10 +1140,8 @@
           <w:sz w:val="20"/>
           <w:szCs w:val="20"/>
         </w:rPr>
-        <w:t>В случае 1 Euro Auctions возможное экономическое дополнение в пользу Продавца причитается с Fleequid исключительно в пределах и на условиях, предусмотренных ст. 3 настоящих Особых условий. Устанавливается, что такое дополнение обусловлено полным исполнением предусмотренных в ней условий, включая надлежащее заключение Договора и фактическое получение сумм, причитающихся с Покупателя, если иное не установлено настоящими Особыми условиями.</w:t>
-      </w:r>
-      <w:proofErr w:type="spellStart"/>
-      <w:proofErr w:type="spellEnd"/>
+        <w:t>В случае 1 Euro Auctions возможное экономическое дополнение в пользу Продавца причитается с Fleequid исключительно в пределах и на условиях, предусмотренных ст. 3 настоящих Особых условий. Устанавливается, что такое дополнение обусловлено полным исполнением предусмотренных в ней условий, включая надлежащее заключение Обязывающего соглашения и фактическое получение сумм, причитающихся с Покупателя, если иное не установлено настоящими Особыми условиями.</w:t>
+      </w:r>
     </w:p>
     <w:p>
       <w:pPr>
@@ -1467,6 +1457,7 @@
         <w:rPr>
           <w:rFonts w:ascii="Verdana" w:hAnsi="Verdana"/>
           <w:b/>
+          <w:bCs/>
           <w:sz w:val="20"/>
           <w:szCs w:val="20"/>
         </w:rPr>
@@ -1497,6 +1488,7 @@
         <w:rPr>
           <w:rFonts w:ascii="Verdana" w:hAnsi="Verdana"/>
           <w:b/>
+          <w:bCs/>
           <w:sz w:val="20"/>
           <w:szCs w:val="20"/>
         </w:rPr>
